--- a/source_code/FundusAI-Edu_用户使用手册_v2.docx
+++ b/source_code/FundusAI-Edu_用户使用手册_v2.docx
@@ -2630,27 +2630,85 @@
       <w:pPr>
         <w:jc w:val="center"/>
         <w:rPr>
-          <w:rFonts w:hint="eastAsia"/>
-          <w:lang w:eastAsia="zh-CN"/>
-        </w:rPr>
-      </w:pPr>
-      <w:r>
-        <w:rPr>
           <w:i/>
           <w:color w:val="646464"/>
           <w:sz w:val="18"/>
           <w:lang w:eastAsia="zh-CN"/>
         </w:rPr>
+      </w:pPr>
+      <w:r>
+        <w:rPr>
+          <w:i/>
+          <w:color w:val="646464"/>
+          <w:sz w:val="18"/>
+          <w:lang w:eastAsia="zh-CN"/>
+        </w:rPr>
         <w:t>图1-1  FundusAI-Edu 平台主界面（眼底图像分析页）</w:t>
       </w:r>
     </w:p>
     <w:p>
       <w:pPr>
+        <w:spacing w:line="240" w:lineRule="auto"/>
+        <w:ind w:firstLineChars="100" w:firstLine="210"/>
+        <w:rPr>
+          <w:lang w:eastAsia="zh-CN"/>
+        </w:rPr>
+      </w:pPr>
+      <w:r>
         <w:rPr>
           <w:rFonts w:hint="eastAsia"/>
           <w:lang w:eastAsia="zh-CN"/>
         </w:rPr>
-      </w:pPr>
+        <w:t>UI展示URL：</w:t>
+      </w:r>
+    </w:p>
+    <w:p>
+      <w:pPr>
+        <w:spacing w:line="240" w:lineRule="auto"/>
+        <w:rPr>
+          <w:rFonts w:hint="eastAsia"/>
+          <w:lang w:eastAsia="zh-CN"/>
+        </w:rPr>
+      </w:pPr>
+      <w:r>
+        <w:rPr>
+          <w:rFonts w:hint="eastAsia"/>
+          <w:lang w:eastAsia="zh-CN"/>
+        </w:rPr>
+        <w:t xml:space="preserve">  Local URL: http://localhost:8501</w:t>
+      </w:r>
+    </w:p>
+    <w:p>
+      <w:pPr>
+        <w:spacing w:line="240" w:lineRule="auto"/>
+        <w:rPr>
+          <w:rFonts w:hint="eastAsia"/>
+          <w:lang w:eastAsia="zh-CN"/>
+        </w:rPr>
+      </w:pPr>
+      <w:r>
+        <w:rPr>
+          <w:rFonts w:hint="eastAsia"/>
+          <w:lang w:eastAsia="zh-CN"/>
+        </w:rPr>
+        <w:t xml:space="preserve">  Network URL: http://192.168.5.25:8501</w:t>
+      </w:r>
+    </w:p>
+    <w:p>
+      <w:pPr>
+        <w:spacing w:line="240" w:lineRule="auto"/>
+        <w:rPr>
+          <w:rFonts w:hint="eastAsia"/>
+          <w:lang w:eastAsia="zh-CN"/>
+        </w:rPr>
+      </w:pPr>
+      <w:r>
+        <w:rPr>
+          <w:rFonts w:hint="eastAsia"/>
+          <w:lang w:eastAsia="zh-CN"/>
+        </w:rPr>
+        <w:t xml:space="preserve">  External URL: http://172.235.198.125:8501</w:t>
+      </w:r>
     </w:p>
     <w:p>
       <w:pPr>
@@ -2843,6 +2901,7 @@
       </w:pPr>
       <w:bookmarkStart w:id="2" w:name="_Toc231765843"/>
       <w:r>
+        <w:lastRenderedPageBreak/>
         <w:t>技术栈</w:t>
       </w:r>
       <w:bookmarkEnd w:id="2"/>
@@ -2918,7 +2977,6 @@
               <w:rPr>
                 <w:sz w:val="20"/>
               </w:rPr>
-              <w:lastRenderedPageBreak/>
               <w:t>🐍 Python</w:t>
             </w:r>
           </w:p>
